--- a/docs/prediction_improvement_progress.docx
+++ b/docs/prediction_improvement_progress.docx
@@ -32,7 +32,7 @@
         <w:pStyle w:val="ListBullet"/>
       </w:pPr>
       <w:r>
-        <w:t>Ultimo commit publicado antes de esta etapa: `449fbe9`</w:t>
+        <w:t>Ultimo commit publicado antes de esta etapa: `7df19cb`</w:t>
       </w:r>
     </w:p>
     <w:p>
@@ -40,7 +40,7 @@
         <w:pStyle w:val="ListBullet"/>
       </w:pPr>
       <w:r>
-        <w:t>HEAD local al generar este documento: `449fbe9`</w:t>
+        <w:t>HEAD local al generar este documento: `7df19cb`</w:t>
       </w:r>
     </w:p>
     <w:p>
@@ -48,7 +48,7 @@
         <w:pStyle w:val="ListBullet"/>
       </w:pPr>
       <w:r>
-        <w:t>Objetivo de esta iteracion: sumar contexto de partido (`Match` + `PlayerMatchParticipation`) y observacion cualitativa (`ScoutReport`) al sistema de prediccion.</w:t>
+        <w:t>Objetivo de esta iteracion: pasar de un target binario estatico a un target temporal de progresion futura.</w:t>
       </w:r>
     </w:p>
     <w:p>
@@ -73,7 +73,7 @@
         <w:pStyle w:val="ListBullet"/>
       </w:pPr>
       <w:r>
-        <w:t>Nueva tabla `Match` para contexto minimo del partido.</w:t>
+        <w:t>El entrenamiento deja de usar `potential_label` como target principal.</w:t>
       </w:r>
     </w:p>
     <w:p>
@@ -81,7 +81,7 @@
         <w:pStyle w:val="ListBullet"/>
       </w:pPr>
       <w:r>
-        <w:t>Nueva tabla `PlayerMatchParticipation` para registrar la participacion puntual del jugador por partido.</w:t>
+        <w:t>Se construye un dataset temporal con corte observado/futuro por jugador.</w:t>
       </w:r>
     </w:p>
     <w:p>
@@ -89,7 +89,7 @@
         <w:pStyle w:val="ListBullet"/>
       </w:pPr>
       <w:r>
-        <w:t>Nueva tabla `ScoutReport` para observaciones cualitativas del scout.</w:t>
+        <w:t>Las features se calculan solo con la parte observada de la trayectoria.</w:t>
       </w:r>
     </w:p>
     <w:p>
@@ -97,7 +97,7 @@
         <w:pStyle w:val="ListBullet"/>
       </w:pPr>
       <w:r>
-        <w:t>El generador sintetico ahora crea:</w:t>
+        <w:t>Los atributos base de entrenamiento se anclan en el punto de corte temporal para evitar fuga de informacion desde el estado final.</w:t>
       </w:r>
     </w:p>
     <w:p>
@@ -105,7 +105,7 @@
         <w:pStyle w:val="ListBullet"/>
       </w:pPr>
       <w:r>
-        <w:t>trayectoria tecnica mensual</w:t>
+        <w:t>El target `temporal_target_label` se marca positivo cuando el tramo futuro combina:</w:t>
       </w:r>
     </w:p>
     <w:p>
@@ -113,7 +113,7 @@
         <w:pStyle w:val="ListBullet"/>
       </w:pPr>
       <w:r>
-        <w:t>partidos con contexto</w:t>
+        <w:t>crecimiento tecnico ponderado por posicion</w:t>
       </w:r>
     </w:p>
     <w:p>
@@ -121,7 +121,7 @@
         <w:pStyle w:val="ListBullet"/>
       </w:pPr>
       <w:r>
-        <w:t>participacion del jugador en cada partido</w:t>
+        <w:t>mejora o consolidacion del rendimiento futuro</w:t>
       </w:r>
     </w:p>
     <w:p>
@@ -129,71 +129,7 @@
         <w:pStyle w:val="ListBullet"/>
       </w:pPr>
       <w:r>
-        <w:t>`PlayerStat` agregado a partir de esas participaciones</w:t>
-      </w:r>
-    </w:p>
-    <w:p>
-      <w:pPr>
-        <w:pStyle w:val="ListBullet"/>
-      </w:pPr>
-      <w:r>
-        <w:t>reportes de scout derivados de trayectoria y rendimiento reciente</w:t>
-      </w:r>
-    </w:p>
-    <w:p>
-      <w:pPr>
-        <w:pStyle w:val="ListBullet"/>
-      </w:pPr>
-      <w:r>
-        <w:t>El pipeline de entrenamiento e inferencia ahora agrega features de:</w:t>
-      </w:r>
-    </w:p>
-    <w:p>
-      <w:pPr>
-        <w:pStyle w:val="ListBullet"/>
-      </w:pPr>
-      <w:r>
-        <w:t>contexto de partido</w:t>
-      </w:r>
-    </w:p>
-    <w:p>
-      <w:pPr>
-        <w:pStyle w:val="ListBullet"/>
-      </w:pPr>
-      <w:r>
-        <w:t>tasa de titularidad</w:t>
-      </w:r>
-    </w:p>
-    <w:p>
-      <w:pPr>
-        <w:pStyle w:val="ListBullet"/>
-      </w:pPr>
-      <w:r>
-        <w:t>minutos medios</w:t>
-      </w:r>
-    </w:p>
-    <w:p>
-      <w:pPr>
-        <w:pStyle w:val="ListBullet"/>
-      </w:pPr>
-      <w:r>
-        <w:t>nivel medio del rival</w:t>
-      </w:r>
-    </w:p>
-    <w:p>
-      <w:pPr>
-        <w:pStyle w:val="ListBullet"/>
-      </w:pPr>
-      <w:r>
-        <w:t>alineacion entre posicion natural y posicion jugada</w:t>
-      </w:r>
-    </w:p>
-    <w:p>
-      <w:pPr>
-        <w:pStyle w:val="ListBullet"/>
-      </w:pPr>
-      <w:r>
-        <w:t>reportes cualitativos del scout</w:t>
+        <w:t>La app no cambia su interfaz en esta etapa; el cambio queda en el pipeline de entrenamiento y en los artefactos del modelo.</w:t>
       </w:r>
     </w:p>
     <w:p/>
@@ -267,7 +203,7 @@
         <w:pStyle w:val="Heading3"/>
       </w:pPr>
       <w:r>
-        <w:t>Etapa anterior: trayectoria tecnica sin contexto de partido explicito</w:t>
+        <w:t>Etapa anterior: contexto de partido + ScoutReport con target estatico</w:t>
       </w:r>
     </w:p>
     <w:p>
@@ -275,7 +211,7 @@
         <w:pStyle w:val="ListBullet"/>
       </w:pPr>
       <w:r>
-        <w:t>PyTorch: ROC-AUC 0.8468, PR-AUC 0.6153, F1 0.5751</w:t>
+        <w:t>PyTorch: ROC-AUC 0.8628, PR-AUC 0.6508, F1 0.6042</w:t>
       </w:r>
     </w:p>
     <w:p>
@@ -283,7 +219,7 @@
         <w:pStyle w:val="ListBullet"/>
       </w:pPr>
       <w:r>
-        <w:t>Logistic balanceado: ROC-AUC 0.9052, PR-AUC 0.7360, F1 0.6878</w:t>
+        <w:t>Logistic balanceado: ROC-AUC 0.8996, PR-AUC 0.7373, F1 0.6769</w:t>
       </w:r>
     </w:p>
     <w:p/>
@@ -292,7 +228,7 @@
         <w:pStyle w:val="Heading3"/>
       </w:pPr>
       <w:r>
-        <w:t>Etapa actual: contexto de partido + ScoutReport</w:t>
+        <w:t>Etapa actual: target temporal de progresion</w:t>
       </w:r>
     </w:p>
     <w:p>
@@ -300,7 +236,7 @@
         <w:pStyle w:val="ListBullet"/>
       </w:pPr>
       <w:r>
-        <w:t>PyTorch: accuracy 0.8380, ROC-AUC 0.8628, PR-AUC 0.6508, F1 0.6042, precision 0.6042, recall 0.6042</w:t>
+        <w:t>PyTorch: accuracy 0.8680, ROC-AUC 0.8374, PR-AUC 0.2598, F1 0.2528, precision 0.1754, recall 0.4527</w:t>
       </w:r>
     </w:p>
     <w:p>
@@ -308,7 +244,7 @@
         <w:pStyle w:val="ListBullet"/>
       </w:pPr>
       <w:r>
-        <w:t>Logistic balanceado: accuracy 0.8600, ROC-AUC 0.8996, PR-AUC 0.7373, F1 0.6769</w:t>
+        <w:t>Logistic balanceado: accuracy 0.9380, ROC-AUC 0.9279, PR-AUC 0.3645, F1 0.3922</w:t>
       </w:r>
     </w:p>
     <w:p/>
@@ -325,7 +261,7 @@
         <w:pStyle w:val="ListBullet"/>
       </w:pPr>
       <w:r>
-        <w:t>PyTorch mejora respecto de la etapa longitudinal anterior:</w:t>
+        <w:t>El target temporal deja el problema mucho mas exigente: la tasa positiva actual es 4.94%.</w:t>
       </w:r>
     </w:p>
     <w:p>
@@ -333,7 +269,7 @@
         <w:pStyle w:val="ListBullet"/>
       </w:pPr>
       <w:r>
-        <w:t>cambio en F1: +0.0291</w:t>
+        <w:t>PyTorch empeora respecto de la etapa anterior:</w:t>
       </w:r>
     </w:p>
     <w:p>
@@ -341,7 +277,15 @@
         <w:pStyle w:val="ListBullet"/>
       </w:pPr>
       <w:r>
-        <w:t>cambio en PR-AUC: +0.0355</w:t>
+        <w:t>cambio en F1: -0.3514</w:t>
+      </w:r>
+    </w:p>
+    <w:p>
+      <w:pPr>
+        <w:pStyle w:val="ListBullet"/>
+      </w:pPr>
+      <w:r>
+        <w:t>cambio en PR-AUC: -0.3910</w:t>
       </w:r>
     </w:p>
     <w:p>
@@ -357,7 +301,7 @@
         <w:pStyle w:val="ListBullet"/>
       </w:pPr>
       <w:r>
-        <w:t>La prediccion ahora es mas defendible metodologicamente porque ya no se apoya solo en atributos actuales y agregados simples.</w:t>
+        <w:t>La prediccion es metodologicamente mas defendible porque el modelo ahora intenta anticipar progresion futura en lugar de reproducir una etiqueta estatica.</w:t>
       </w:r>
     </w:p>
     <w:p>
@@ -365,7 +309,7 @@
         <w:pStyle w:val="ListBullet"/>
       </w:pPr>
       <w:r>
-        <w:t>El sistema ya puede incorporar senal de contexto competitivo y senal cualitativa del scout sin romper el pipeline compartido entre entrenamiento e inferencia.</w:t>
+        <w:t>El sistema mantiene el pipeline compartido entre entrenamiento e inferencia, pero el entrenamiento ya no mira la trayectoria completa como si fuera toda observable en el momento de decidir.</w:t>
       </w:r>
     </w:p>
     <w:p/>
@@ -398,7 +342,7 @@
         <w:pStyle w:val="ListBullet"/>
       </w:pPr>
       <w:r>
-        <w:t>El target del entrenamiento sigue siendo `potential_label` binario; todavia no pasamos a una meta temporal de progresion.</w:t>
+        <w:t>El target temporal actual es sintetico y todavia puede estar demasiado restringido: deja solo 988 positivos sobre 20000 jugadores.</w:t>
       </w:r>
     </w:p>
     <w:p>
@@ -406,7 +350,15 @@
         <w:pStyle w:val="ListBullet"/>
       </w:pPr>
       <w:r>
-        <w:t>Aunque PyTorch mejoro, todavia no supera al baseline lineal balanceado.</w:t>
+        <w:t>Aunque el target mejora la validez metodologica, hoy empeora el rendimiento de PyTorch frente a la etapa anterior.</w:t>
+      </w:r>
+    </w:p>
+    <w:p>
+      <w:pPr>
+        <w:pStyle w:val="ListBullet"/>
+      </w:pPr>
+      <w:r>
+        <w:t>PyTorch sigue sin superar al baseline lineal balanceado.</w:t>
       </w:r>
     </w:p>
     <w:p>
@@ -431,7 +383,7 @@
         <w:pStyle w:val="ListBullet"/>
       </w:pPr>
       <w:r>
-        <w:t>`pytest -q`: 34 tests aprobados.</w:t>
+        <w:t>`pytest -q`: 35 tests aprobados.</w:t>
       </w:r>
     </w:p>
     <w:p>
@@ -488,7 +440,7 @@
         <w:pStyle w:val="ListBullet"/>
       </w:pPr>
       <w:r>
-        <w:t>Cambiar el target a una meta temporal de progresion.</w:t>
+        <w:t>Recalibrar los umbrales del target temporal para que la clase positiva no quede tan rara.</w:t>
       </w:r>
     </w:p>
     <w:p>

--- a/docs/prediction_improvement_progress.docx
+++ b/docs/prediction_improvement_progress.docx
@@ -32,7 +32,7 @@
         <w:pStyle w:val="ListBullet"/>
       </w:pPr>
       <w:r>
-        <w:t>Ultimo commit publicado antes de esta etapa: `7df19cb`</w:t>
+        <w:t>Ultimo commit publicado antes de esta etapa: `1b3cac3`</w:t>
       </w:r>
     </w:p>
     <w:p>
@@ -40,7 +40,7 @@
         <w:pStyle w:val="ListBullet"/>
       </w:pPr>
       <w:r>
-        <w:t>HEAD local al generar este documento: `7df19cb`</w:t>
+        <w:t>HEAD local al generar este documento: `1b3cac3`</w:t>
       </w:r>
     </w:p>
     <w:p>
@@ -48,7 +48,7 @@
         <w:pStyle w:val="ListBullet"/>
       </w:pPr>
       <w:r>
-        <w:t>Objetivo de esta iteracion: pasar de un target binario estatico a un target temporal de progresion futura.</w:t>
+        <w:t>Objetivo de esta iteracion: recalibrar el target temporal, ajustar entrenamiento/calibracion y endurecer la generacion sintetica con reglas futbolisticas y temporales mas coherentes.</w:t>
       </w:r>
     </w:p>
     <w:p>
@@ -73,7 +73,7 @@
         <w:pStyle w:val="ListBullet"/>
       </w:pPr>
       <w:r>
-        <w:t>El entrenamiento deja de usar `potential_label` como target principal.</w:t>
+        <w:t>Se recalibro el target temporal para evitar una clase positiva patologicamente rara.</w:t>
       </w:r>
     </w:p>
     <w:p>
@@ -81,7 +81,7 @@
         <w:pStyle w:val="ListBullet"/>
       </w:pPr>
       <w:r>
-        <w:t>Se construye un dataset temporal con corte observado/futuro por jugador.</w:t>
+        <w:t>El target positivo deja de depender de una sola puerta monotona y pasa a admitir dos caminos:</w:t>
       </w:r>
     </w:p>
     <w:p>
@@ -89,7 +89,7 @@
         <w:pStyle w:val="ListBullet"/>
       </w:pPr>
       <w:r>
-        <w:t>Las features se calculan solo con la parte observada de la trayectoria.</w:t>
+        <w:t>consolidacion futura</w:t>
       </w:r>
     </w:p>
     <w:p>
@@ -97,7 +97,7 @@
         <w:pStyle w:val="ListBullet"/>
       </w:pPr>
       <w:r>
-        <w:t>Los atributos base de entrenamiento se anclan en el punto de corte temporal para evitar fuga de informacion desde el estado final.</w:t>
+        <w:t>breakout futuro</w:t>
       </w:r>
     </w:p>
     <w:p>
@@ -105,7 +105,7 @@
         <w:pStyle w:val="ListBullet"/>
       </w:pPr>
       <w:r>
-        <w:t>El target `temporal_target_label` se marca positivo cuando el tramo futuro combina:</w:t>
+        <w:t>Se implemento calibracion de probabilidades con seleccion automatica entre `none`, `isotonic` y `platt`.</w:t>
       </w:r>
     </w:p>
     <w:p>
@@ -113,7 +113,7 @@
         <w:pStyle w:val="ListBullet"/>
       </w:pPr>
       <w:r>
-        <w:t>crecimiento tecnico ponderado por posicion</w:t>
+        <w:t>Se reforzo la arquitectura de PyTorch con entrenamiento por mini-batch balanceado, `AdamW` y threshold elegido en validacion.</w:t>
       </w:r>
     </w:p>
     <w:p>
@@ -121,7 +121,7 @@
         <w:pStyle w:val="ListBullet"/>
       </w:pPr>
       <w:r>
-        <w:t>mejora o consolidacion del rendimiento futuro</w:t>
+        <w:t>La generacion sintetica agrega reglas mas coherentes de progresion, resiliencia, disciplina tactica, adaptabilidad y profesionalismo.</w:t>
       </w:r>
     </w:p>
     <w:p>
@@ -129,7 +129,15 @@
         <w:pStyle w:val="ListBullet"/>
       </w:pPr>
       <w:r>
-        <w:t>La app no cambia su interfaz en esta etapa; el cambio queda en el pipeline de entrenamiento y en los artefactos del modelo.</w:t>
+        <w:t>`generate_data.py` ahora puede regenerar la base sintetica desde cero con `--reset`.</w:t>
+      </w:r>
+    </w:p>
+    <w:p>
+      <w:pPr>
+        <w:pStyle w:val="ListBullet"/>
+      </w:pPr>
+      <w:r>
+        <w:t>La app sigue sin cambiar su interfaz; el cambio permanece en el pipeline, el target y los artefactos del modelo.</w:t>
       </w:r>
     </w:p>
     <w:p/>
@@ -154,7 +162,7 @@
         <w:pStyle w:val="ListBullet"/>
       </w:pPr>
       <w:r>
-        <w:t>Snapshots de `PlayerAttributeHistory`: 179377</w:t>
+        <w:t>Snapshots de `PlayerAttributeHistory`: 179810</w:t>
       </w:r>
     </w:p>
     <w:p>
@@ -162,7 +170,7 @@
         <w:pStyle w:val="ListBullet"/>
       </w:pPr>
       <w:r>
-        <w:t>Registros agregados de `PlayerStat`: 162180</w:t>
+        <w:t>Registros agregados de `PlayerStat`: 162490</w:t>
       </w:r>
     </w:p>
     <w:p>
@@ -170,7 +178,7 @@
         <w:pStyle w:val="ListBullet"/>
       </w:pPr>
       <w:r>
-        <w:t>Partidos sinteticos (`Match`): 324165</w:t>
+        <w:t>Partidos sinteticos (`Match`): 324735</w:t>
       </w:r>
     </w:p>
     <w:p>
@@ -178,7 +186,7 @@
         <w:pStyle w:val="ListBullet"/>
       </w:pPr>
       <w:r>
-        <w:t>Participaciones por partido: 324165</w:t>
+        <w:t>Participaciones por partido: 324735</w:t>
       </w:r>
     </w:p>
     <w:p>
@@ -186,7 +194,7 @@
         <w:pStyle w:val="ListBullet"/>
       </w:pPr>
       <w:r>
-        <w:t>Reportes de scout: 79574</w:t>
+        <w:t>Reportes de scout: 80133</w:t>
       </w:r>
     </w:p>
     <w:p/>
@@ -203,7 +211,7 @@
         <w:pStyle w:val="Heading3"/>
       </w:pPr>
       <w:r>
-        <w:t>Etapa anterior: contexto de partido + ScoutReport con target estatico</w:t>
+        <w:t>Etapa anterior publicada: target temporal inicial</w:t>
       </w:r>
     </w:p>
     <w:p>
@@ -211,7 +219,7 @@
         <w:pStyle w:val="ListBullet"/>
       </w:pPr>
       <w:r>
-        <w:t>PyTorch: ROC-AUC 0.8628, PR-AUC 0.6508, F1 0.6042</w:t>
+        <w:t>PyTorch: ROC-AUC 0.8374, PR-AUC 0.2598, F1 0.2528</w:t>
       </w:r>
     </w:p>
     <w:p>
@@ -219,7 +227,7 @@
         <w:pStyle w:val="ListBullet"/>
       </w:pPr>
       <w:r>
-        <w:t>Logistic balanceado: ROC-AUC 0.8996, PR-AUC 0.7373, F1 0.6769</w:t>
+        <w:t>Logistic balanceado: ROC-AUC 0.9279, PR-AUC 0.3645, F1 0.3922</w:t>
       </w:r>
     </w:p>
     <w:p/>
@@ -228,7 +236,7 @@
         <w:pStyle w:val="Heading3"/>
       </w:pPr>
       <w:r>
-        <w:t>Etapa actual: target temporal de progresion</w:t>
+        <w:t>Etapa actual: target temporal recalibrado + calibracion de probabilidades</w:t>
       </w:r>
     </w:p>
     <w:p>
@@ -236,7 +244,7 @@
         <w:pStyle w:val="ListBullet"/>
       </w:pPr>
       <w:r>
-        <w:t>PyTorch: accuracy 0.8680, ROC-AUC 0.8374, PR-AUC 0.2598, F1 0.2528, precision 0.1754, recall 0.4527</w:t>
+        <w:t>PyTorch: accuracy 0.9600, ROC-AUC 0.9247, PR-AUC 0.3279, F1 0.4231, precision 0.3729, recall 0.4889</w:t>
       </w:r>
     </w:p>
     <w:p>
@@ -244,7 +252,7 @@
         <w:pStyle w:val="ListBullet"/>
       </w:pPr>
       <w:r>
-        <w:t>Logistic balanceado: accuracy 0.9380, ROC-AUC 0.9279, PR-AUC 0.3645, F1 0.3922</w:t>
+        <w:t>Logistic balanceado: accuracy 0.9527, ROC-AUC 0.9431, PR-AUC 0.3923, F1 0.4409</w:t>
       </w:r>
     </w:p>
     <w:p/>
@@ -261,7 +269,7 @@
         <w:pStyle w:val="ListBullet"/>
       </w:pPr>
       <w:r>
-        <w:t>El target temporal deja el problema mucho mas exigente: la tasa positiva actual es 4.94%.</w:t>
+        <w:t>El target temporal deja el problema mucho mas exigente: la tasa positiva actual es 3.00%.</w:t>
       </w:r>
     </w:p>
     <w:p>
@@ -269,7 +277,7 @@
         <w:pStyle w:val="ListBullet"/>
       </w:pPr>
       <w:r>
-        <w:t>PyTorch empeora respecto de la etapa anterior:</w:t>
+        <w:t>PyTorch mejora respecto de la etapa publicada anterior:</w:t>
       </w:r>
     </w:p>
     <w:p>
@@ -277,7 +285,7 @@
         <w:pStyle w:val="ListBullet"/>
       </w:pPr>
       <w:r>
-        <w:t>cambio en F1: -0.3514</w:t>
+        <w:t>cambio en F1: +0.1703</w:t>
       </w:r>
     </w:p>
     <w:p>
@@ -285,7 +293,23 @@
         <w:pStyle w:val="ListBullet"/>
       </w:pPr>
       <w:r>
-        <w:t>cambio en PR-AUC: -0.3910</w:t>
+        <w:t>cambio en PR-AUC: +0.0681</w:t>
+      </w:r>
+    </w:p>
+    <w:p>
+      <w:pPr>
+        <w:pStyle w:val="ListBullet"/>
+      </w:pPr>
+      <w:r>
+        <w:t>La calibracion de probabilidades quedo implementada y en la corrida actual el metodo seleccionado fue `isotonic`.</w:t>
+      </w:r>
+    </w:p>
+    <w:p>
+      <w:pPr>
+        <w:pStyle w:val="ListBullet"/>
+      </w:pPr>
+      <w:r>
+        <w:t>El target actual deja 542 positivos por consolidacion y 66 por breakout.</w:t>
       </w:r>
     </w:p>
     <w:p>
@@ -342,7 +366,7 @@
         <w:pStyle w:val="ListBullet"/>
       </w:pPr>
       <w:r>
-        <w:t>El target temporal actual es sintetico y todavia puede estar demasiado restringido: deja solo 988 positivos sobre 20000 jugadores.</w:t>
+        <w:t>El target temporal actual sigue siendo sintetico aunque ya no es tan extremo: deja 599 positivos sobre 20000 jugadores.</w:t>
       </w:r>
     </w:p>
     <w:p>
@@ -350,7 +374,7 @@
         <w:pStyle w:val="ListBullet"/>
       </w:pPr>
       <w:r>
-        <w:t>Aunque el target mejora la validez metodologica, hoy empeora el rendimiento de PyTorch frente a la etapa anterior.</w:t>
+        <w:t>Aunque el target y la calibracion mejoran la validez metodologica, PyTorch todavia no supera al baseline lineal.</w:t>
       </w:r>
     </w:p>
     <w:p>
@@ -440,7 +464,7 @@
         <w:pStyle w:val="ListBullet"/>
       </w:pPr>
       <w:r>
-        <w:t>Recalibrar los umbrales del target temporal para que la clase positiva no quede tan rara.</w:t>
+        <w:t>Evaluar si conviene introducir `Availability` o `PhysicalAssessment`.</w:t>
       </w:r>
     </w:p>
     <w:p>
@@ -448,7 +472,7 @@
         <w:pStyle w:val="ListBullet"/>
       </w:pPr>
       <w:r>
-        <w:t>Evaluar si conviene introducir `Availability` o `PhysicalAssessment`.</w:t>
+        <w:t>Seguir enriqueciendo la generacion sintetica con senales longitudinales no triviales, sin aumentar volumen por aumentar.</w:t>
       </w:r>
     </w:p>
     <w:p>

--- a/docs/prediction_improvement_progress.docx
+++ b/docs/prediction_improvement_progress.docx
@@ -32,7 +32,7 @@
         <w:pStyle w:val="ListBullet"/>
       </w:pPr>
       <w:r>
-        <w:t>Ultimo commit publicado antes de esta etapa: `1b3cac3`</w:t>
+        <w:t>Ultimo commit publicado antes de esta etapa: `a7e6f7f`</w:t>
       </w:r>
     </w:p>
     <w:p>
@@ -40,7 +40,7 @@
         <w:pStyle w:val="ListBullet"/>
       </w:pPr>
       <w:r>
-        <w:t>HEAD local al generar este documento: `1b3cac3`</w:t>
+        <w:t>HEAD local al generar este documento: `a7e6f7f`</w:t>
       </w:r>
     </w:p>
     <w:p>
@@ -48,7 +48,7 @@
         <w:pStyle w:val="ListBullet"/>
       </w:pPr>
       <w:r>
-        <w:t>Objetivo de esta iteracion: recalibrar el target temporal, ajustar entrenamiento/calibracion y endurecer la generacion sintetica con reglas futbolisticas y temporales mas coherentes.</w:t>
+        <w:t>Objetivo de esta iteracion: cerrar la brecha entre PyTorch y el baseline lineal despues de sumar `PhysicalAssessment` y `Availability`, sin perder la riqueza metodologica ya ganada.</w:t>
       </w:r>
     </w:p>
     <w:p>
@@ -73,7 +73,7 @@
         <w:pStyle w:val="ListBullet"/>
       </w:pPr>
       <w:r>
-        <w:t>Se recalibro el target temporal para evitar una clase positiva patologicamente rara.</w:t>
+        <w:t>Se mantuvo la base enriquecida con dos fuentes nuevas de senal longitudinal:</w:t>
       </w:r>
     </w:p>
     <w:p>
@@ -81,7 +81,7 @@
         <w:pStyle w:val="ListBullet"/>
       </w:pPr>
       <w:r>
-        <w:t>El target positivo deja de depender de una sola puerta monotona y pasa a admitir dos caminos:</w:t>
+        <w:t>`PhysicalAssessment`</w:t>
       </w:r>
     </w:p>
     <w:p>
@@ -89,7 +89,7 @@
         <w:pStyle w:val="ListBullet"/>
       </w:pPr>
       <w:r>
-        <w:t>consolidacion futura</w:t>
+        <w:t>`PlayerAvailability`</w:t>
       </w:r>
     </w:p>
     <w:p>
@@ -97,7 +97,7 @@
         <w:pStyle w:val="ListBullet"/>
       </w:pPr>
       <w:r>
-        <w:t>breakout futuro</w:t>
+        <w:t>El pipeline del modelo sigue agregando features fisicas recientes y de evolucion corporal.</w:t>
       </w:r>
     </w:p>
     <w:p>
@@ -105,7 +105,7 @@
         <w:pStyle w:val="ListBullet"/>
       </w:pPr>
       <w:r>
-        <w:t>Se implemento calibracion de probabilidades con seleccion automatica entre `none`, `isotonic` y `platt`.</w:t>
+        <w:t>El pipeline del modelo sigue agregando disponibilidad, fatiga, carga y lesion/inactividad.</w:t>
       </w:r>
     </w:p>
     <w:p>
@@ -113,7 +113,7 @@
         <w:pStyle w:val="ListBullet"/>
       </w:pPr>
       <w:r>
-        <w:t>Se reforzo la arquitectura de PyTorch con entrenamiento por mini-batch balanceado, `AdamW` y threshold elegido en validacion.</w:t>
+        <w:t>La generacion sintetica sigue uniendo:</w:t>
       </w:r>
     </w:p>
     <w:p>
@@ -121,7 +121,7 @@
         <w:pStyle w:val="ListBullet"/>
       </w:pPr>
       <w:r>
-        <w:t>La generacion sintetica agrega reglas mas coherentes de progresion, resiliencia, disciplina tactica, adaptabilidad y profesionalismo.</w:t>
+        <w:t>trayectoria tecnica</w:t>
       </w:r>
     </w:p>
     <w:p>
@@ -129,7 +129,79 @@
         <w:pStyle w:val="ListBullet"/>
       </w:pPr>
       <w:r>
-        <w:t>`generate_data.py` ahora puede regenerar la base sintetica desde cero con `--reset`.</w:t>
+        <w:t>maduracion fisica</w:t>
+      </w:r>
+    </w:p>
+    <w:p>
+      <w:pPr>
+        <w:pStyle w:val="ListBullet"/>
+      </w:pPr>
+      <w:r>
+        <w:t>disponibilidad mensual</w:t>
+      </w:r>
+    </w:p>
+    <w:p>
+      <w:pPr>
+        <w:pStyle w:val="ListBullet"/>
+      </w:pPr>
+      <w:r>
+        <w:t>rendimiento competitivo derivado de esas tres capas</w:t>
+      </w:r>
+    </w:p>
+    <w:p>
+      <w:pPr>
+        <w:pStyle w:val="ListBullet"/>
+      </w:pPr>
+      <w:r>
+        <w:t>En entrenamiento se reemplazo el doble rebalanceo previo por:</w:t>
+      </w:r>
+    </w:p>
+    <w:p>
+      <w:pPr>
+        <w:pStyle w:val="ListBullet"/>
+      </w:pPr>
+      <w:r>
+        <w:t>`pos_weight` completo por defecto</w:t>
+      </w:r>
+    </w:p>
+    <w:p>
+      <w:pPr>
+        <w:pStyle w:val="ListBullet"/>
+      </w:pPr>
+      <w:r>
+        <w:t>`shuffle` como estrategia default de batches</w:t>
+      </w:r>
+    </w:p>
+    <w:p>
+      <w:pPr>
+        <w:pStyle w:val="ListBullet"/>
+      </w:pPr>
+      <w:r>
+        <w:t>`WeightedRandomSampler` solo como opcion</w:t>
+      </w:r>
+    </w:p>
+    <w:p>
+      <w:pPr>
+        <w:pStyle w:val="ListBullet"/>
+      </w:pPr>
+      <w:r>
+        <w:t>`PlayerNet` paso a una arquitectura residual inicializada desde la solucion de `LogisticRegression(class_weight="balanced")`.</w:t>
+      </w:r>
+    </w:p>
+    <w:p>
+      <w:pPr>
+        <w:pStyle w:val="ListBullet"/>
+      </w:pPr>
+      <w:r>
+        <w:t>La rama lineal queda dentro del modelo PyTorch y una rama residual aprende correcciones no lineales sobre esa base.</w:t>
+      </w:r>
+    </w:p>
+    <w:p>
+      <w:pPr>
+        <w:pStyle w:val="ListBullet"/>
+      </w:pPr>
+      <w:r>
+        <w:t>Se mantuvo la calibracion de probabilidades y la inferencia compartida en la app.</w:t>
       </w:r>
     </w:p>
     <w:p>
@@ -162,7 +234,7 @@
         <w:pStyle w:val="ListBullet"/>
       </w:pPr>
       <w:r>
-        <w:t>Snapshots de `PlayerAttributeHistory`: 179810</w:t>
+        <w:t>Snapshots de `PlayerAttributeHistory`: 179964</w:t>
       </w:r>
     </w:p>
     <w:p>
@@ -170,7 +242,7 @@
         <w:pStyle w:val="ListBullet"/>
       </w:pPr>
       <w:r>
-        <w:t>Registros agregados de `PlayerStat`: 162490</w:t>
+        <w:t>Registros agregados de `PlayerStat`: 120696</w:t>
       </w:r>
     </w:p>
     <w:p>
@@ -178,7 +250,7 @@
         <w:pStyle w:val="ListBullet"/>
       </w:pPr>
       <w:r>
-        <w:t>Partidos sinteticos (`Match`): 324735</w:t>
+        <w:t>Partidos sinteticos (`Match`): 241300</w:t>
       </w:r>
     </w:p>
     <w:p>
@@ -186,7 +258,7 @@
         <w:pStyle w:val="ListBullet"/>
       </w:pPr>
       <w:r>
-        <w:t>Participaciones por partido: 324735</w:t>
+        <w:t>Participaciones por partido: 241300</w:t>
       </w:r>
     </w:p>
     <w:p>
@@ -194,7 +266,23 @@
         <w:pStyle w:val="ListBullet"/>
       </w:pPr>
       <w:r>
-        <w:t>Reportes de scout: 80133</w:t>
+        <w:t>Reportes de scout: 80104</w:t>
+      </w:r>
+    </w:p>
+    <w:p>
+      <w:pPr>
+        <w:pStyle w:val="ListBullet"/>
+      </w:pPr>
+      <w:r>
+        <w:t>Evaluaciones fisicas: 179964</w:t>
+      </w:r>
+    </w:p>
+    <w:p>
+      <w:pPr>
+        <w:pStyle w:val="ListBullet"/>
+      </w:pPr>
+      <w:r>
+        <w:t>Registros de disponibilidad: 179964</w:t>
       </w:r>
     </w:p>
     <w:p/>
@@ -211,7 +299,7 @@
         <w:pStyle w:val="Heading3"/>
       </w:pPr>
       <w:r>
-        <w:t>Etapa anterior publicada: target temporal inicial</w:t>
+        <w:t>Etapa anterior publicada: target temporal recalibrado</w:t>
       </w:r>
     </w:p>
     <w:p>
@@ -219,7 +307,7 @@
         <w:pStyle w:val="ListBullet"/>
       </w:pPr>
       <w:r>
-        <w:t>PyTorch: ROC-AUC 0.8374, PR-AUC 0.2598, F1 0.2528</w:t>
+        <w:t>PyTorch: ROC-AUC 0.9247, PR-AUC 0.3279, F1 0.4231</w:t>
       </w:r>
     </w:p>
     <w:p>
@@ -227,7 +315,7 @@
         <w:pStyle w:val="ListBullet"/>
       </w:pPr>
       <w:r>
-        <w:t>Logistic balanceado: ROC-AUC 0.9279, PR-AUC 0.3645, F1 0.3922</w:t>
+        <w:t>Logistic balanceado: ROC-AUC 0.9431, PR-AUC 0.3923, F1 0.4409</w:t>
       </w:r>
     </w:p>
     <w:p/>
@@ -236,7 +324,7 @@
         <w:pStyle w:val="Heading3"/>
       </w:pPr>
       <w:r>
-        <w:t>Etapa actual: target temporal recalibrado + calibracion de probabilidades</w:t>
+        <w:t>Etapa local inmediatamente anterior: disponibilidad + fisico + trayectorias mas ricas</w:t>
       </w:r>
     </w:p>
     <w:p>
@@ -244,7 +332,7 @@
         <w:pStyle w:val="ListBullet"/>
       </w:pPr>
       <w:r>
-        <w:t>PyTorch: accuracy 0.9600, ROC-AUC 0.9247, PR-AUC 0.3279, F1 0.4231, precision 0.3729, recall 0.4889</w:t>
+        <w:t>PyTorch: ROC-AUC 0.9044, PR-AUC 0.2029, F1 0.2542</w:t>
       </w:r>
     </w:p>
     <w:p>
@@ -252,7 +340,32 @@
         <w:pStyle w:val="ListBullet"/>
       </w:pPr>
       <w:r>
-        <w:t>Logistic balanceado: accuracy 0.9527, ROC-AUC 0.9431, PR-AUC 0.3923, F1 0.4409</w:t>
+        <w:t>Logistic balanceado: ROC-AUC 0.9425, PR-AUC 0.2775, F1 0.3659</w:t>
+      </w:r>
+    </w:p>
+    <w:p/>
+    <w:p>
+      <w:pPr>
+        <w:pStyle w:val="Heading3"/>
+      </w:pPr>
+      <w:r>
+        <w:t>Etapa actual: reentrenamiento residual apoyado en baseline lineal</w:t>
+      </w:r>
+    </w:p>
+    <w:p>
+      <w:pPr>
+        <w:pStyle w:val="ListBullet"/>
+      </w:pPr>
+      <w:r>
+        <w:t>PyTorch: accuracy 0.9713, ROC-AUC 0.9306, PR-AUC 0.2371, F1 0.3768, precision 0.2989, recall 0.5098</w:t>
+      </w:r>
+    </w:p>
+    <w:p>
+      <w:pPr>
+        <w:pStyle w:val="ListBullet"/>
+      </w:pPr>
+      <w:r>
+        <w:t>Logistic balanceado: accuracy 0.9653, ROC-AUC 0.9425, PR-AUC 0.2775, F1 0.3659</w:t>
       </w:r>
     </w:p>
     <w:p/>
@@ -269,7 +382,7 @@
         <w:pStyle w:val="ListBullet"/>
       </w:pPr>
       <w:r>
-        <w:t>El target temporal deja el problema mucho mas exigente: la tasa positiva actual es 3.00%.</w:t>
+        <w:t>El target temporal sigue siendo exigente: la tasa positiva actual es 1.69%.</w:t>
       </w:r>
     </w:p>
     <w:p>
@@ -277,7 +390,7 @@
         <w:pStyle w:val="ListBullet"/>
       </w:pPr>
       <w:r>
-        <w:t>PyTorch mejora respecto de la etapa publicada anterior:</w:t>
+        <w:t>Respecto de la etapa publicada anterior (`a7e6f7f`), PyTorch sigue por debajo en rendimiento global:</w:t>
       </w:r>
     </w:p>
     <w:p>
@@ -285,7 +398,7 @@
         <w:pStyle w:val="ListBullet"/>
       </w:pPr>
       <w:r>
-        <w:t>cambio en F1: +0.1703</w:t>
+        <w:t>cambio en F1: -0.0463</w:t>
       </w:r>
     </w:p>
     <w:p>
@@ -293,7 +406,31 @@
         <w:pStyle w:val="ListBullet"/>
       </w:pPr>
       <w:r>
-        <w:t>cambio en PR-AUC: +0.0681</w:t>
+        <w:t>cambio en PR-AUC: -0.0908</w:t>
+      </w:r>
+    </w:p>
+    <w:p>
+      <w:pPr>
+        <w:pStyle w:val="ListBullet"/>
+      </w:pPr>
+      <w:r>
+        <w:t>Respecto de la etapa local inmediatamente anterior con fisico/disponibilidad, PyTorch mejora de forma clara:</w:t>
+      </w:r>
+    </w:p>
+    <w:p>
+      <w:pPr>
+        <w:pStyle w:val="ListBullet"/>
+      </w:pPr>
+      <w:r>
+        <w:t>cambio en F1: +0.1226</w:t>
+      </w:r>
+    </w:p>
+    <w:p>
+      <w:pPr>
+        <w:pStyle w:val="ListBullet"/>
+      </w:pPr>
+      <w:r>
+        <w:t>cambio en PR-AUC: +0.0342</w:t>
       </w:r>
     </w:p>
     <w:p>
@@ -309,7 +446,7 @@
         <w:pStyle w:val="ListBullet"/>
       </w:pPr>
       <w:r>
-        <w:t>El target actual deja 542 positivos por consolidacion y 66 por breakout.</w:t>
+        <w:t>El target actual deja 310 positivos por consolidacion y 28 por breakout.</w:t>
       </w:r>
     </w:p>
     <w:p>
@@ -317,7 +454,7 @@
         <w:pStyle w:val="ListBullet"/>
       </w:pPr>
       <w:r>
-        <w:t>El baseline `LogisticRegression(class_weight="balanced")` sigue siendo mejor que PyTorch en esta corrida.</w:t>
+        <w:t>El sistema ahora tiene una senal longitudinal mucho mas rica en la base:</w:t>
       </w:r>
     </w:p>
     <w:p>
@@ -325,7 +462,71 @@
         <w:pStyle w:val="ListBullet"/>
       </w:pPr>
       <w:r>
-        <w:t>La prediccion es metodologicamente mas defendible porque el modelo ahora intenta anticipar progresion futura en lugar de reproducir una etiqueta estatica.</w:t>
+        <w:t>disponibilidad mensual</w:t>
+      </w:r>
+    </w:p>
+    <w:p>
+      <w:pPr>
+        <w:pStyle w:val="ListBullet"/>
+      </w:pPr>
+      <w:r>
+        <w:t>fatiga</w:t>
+      </w:r>
+    </w:p>
+    <w:p>
+      <w:pPr>
+        <w:pStyle w:val="ListBullet"/>
+      </w:pPr>
+      <w:r>
+        <w:t>carga de trabajo</w:t>
+      </w:r>
+    </w:p>
+    <w:p>
+      <w:pPr>
+        <w:pStyle w:val="ListBullet"/>
+      </w:pPr>
+      <w:r>
+        <w:t>lesion/inactividad</w:t>
+      </w:r>
+    </w:p>
+    <w:p>
+      <w:pPr>
+        <w:pStyle w:val="ListBullet"/>
+      </w:pPr>
+      <w:r>
+        <w:t>maduracion fisica y crecimiento corporal</w:t>
+      </w:r>
+    </w:p>
+    <w:p>
+      <w:pPr>
+        <w:pStyle w:val="ListBullet"/>
+      </w:pPr>
+      <w:r>
+        <w:t>PyTorch vuelve a acercarse al baseline lineal gracias al bootstrap residual.</w:t>
+      </w:r>
+    </w:p>
+    <w:p>
+      <w:pPr>
+        <w:pStyle w:val="ListBullet"/>
+      </w:pPr>
+      <w:r>
+        <w:t>En esta corrida, PyTorch supera al baseline lineal balanceado en `F1` y en precision al threshold operativo seleccionado.</w:t>
+      </w:r>
+    </w:p>
+    <w:p>
+      <w:pPr>
+        <w:pStyle w:val="ListBullet"/>
+      </w:pPr>
+      <w:r>
+        <w:t>El baseline `LogisticRegression(class_weight="balanced")` sigue siendo mejor que PyTorch en `ROC-AUC` y `PR-AUC`.</w:t>
+      </w:r>
+    </w:p>
+    <w:p>
+      <w:pPr>
+        <w:pStyle w:val="ListBullet"/>
+      </w:pPr>
+      <w:r>
+        <w:t>La prediccion es metodologicamente mas defendible porque ahora la progresion futura no depende solo de tecnica y contexto de partido, sino tambien de disponibilidad y maduracion fisica.</w:t>
       </w:r>
     </w:p>
     <w:p>
@@ -366,7 +567,7 @@
         <w:pStyle w:val="ListBullet"/>
       </w:pPr>
       <w:r>
-        <w:t>El target temporal actual sigue siendo sintetico aunque ya no es tan extremo: deja 599 positivos sobre 20000 jugadores.</w:t>
+        <w:t>El target temporal actual sigue siendo sintetico y deja 338 positivos sobre 20000 jugadores.</w:t>
       </w:r>
     </w:p>
     <w:p>
@@ -374,7 +575,7 @@
         <w:pStyle w:val="ListBullet"/>
       </w:pPr>
       <w:r>
-        <w:t>Aunque el target y la calibracion mejoran la validez metodologica, PyTorch todavia no supera al baseline lineal.</w:t>
+        <w:t>PyTorch ya no queda por debajo en todas las metricas, pero todavia no gana en ranking global de probabilidades.</w:t>
       </w:r>
     </w:p>
     <w:p>
@@ -382,7 +583,7 @@
         <w:pStyle w:val="ListBullet"/>
       </w:pPr>
       <w:r>
-        <w:t>PyTorch sigue sin superar al baseline lineal balanceado.</w:t>
+        <w:t>No seria honesto decir que PyTorch ya reemplaza al baseline: sigue perdiendo en `ROC-AUC` y `PR-AUC`.</w:t>
       </w:r>
     </w:p>
     <w:p>
@@ -464,7 +665,7 @@
         <w:pStyle w:val="ListBullet"/>
       </w:pPr>
       <w:r>
-        <w:t>Evaluar si conviene introducir `Availability` o `PhysicalAssessment`.</w:t>
+        <w:t>Recalibrar de nuevo el target temporal para que la nueva senal de disponibilidad/fisico no deje una clase positiva demasiado rara.</w:t>
       </w:r>
     </w:p>
     <w:p>
@@ -480,7 +681,7 @@
         <w:pStyle w:val="ListBullet"/>
       </w:pPr>
       <w:r>
-        <w:t>Replantear si el baseline lineal debe quedar como referencia principal hasta que PyTorch demuestre ventaja clara.</w:t>
+        <w:t>Intentar que PyTorch tambien supere al baseline en `PR-AUC`, no solo en `F1`, antes de dar por cerrada la ventaja del modelo no lineal.</w:t>
       </w:r>
     </w:p>
     <w:sectPr>

--- a/docs/prediction_improvement_progress.docx
+++ b/docs/prediction_improvement_progress.docx
@@ -24,7 +24,23 @@
         <w:pStyle w:val="ListBullet"/>
       </w:pPr>
       <w:r>
-        <w:t>Rama de trabajo: `training`</w:t>
+        <w:t>Rama de trabajo: `reformas-finales`</w:t>
+      </w:r>
+    </w:p>
+    <w:p>
+      <w:pPr>
+        <w:pStyle w:val="ListBullet"/>
+      </w:pPr>
+      <w:r>
+        <w:t>Rama estable cerrada del MVP corregido: `training`</w:t>
+      </w:r>
+    </w:p>
+    <w:p>
+      <w:pPr>
+        <w:pStyle w:val="ListBullet"/>
+      </w:pPr>
+      <w:r>
+        <w:t>Rama activa para nuevas reformas: `reformas-finales`</w:t>
       </w:r>
     </w:p>
     <w:p>
@@ -33,14 +49,6 @@
       </w:pPr>
       <w:r>
         <w:t>Ultimo commit publicado antes de esta etapa: `a7e6f7f`</w:t>
-      </w:r>
-    </w:p>
-    <w:p>
-      <w:pPr>
-        <w:pStyle w:val="ListBullet"/>
-      </w:pPr>
-      <w:r>
-        <w:t>HEAD local al generar este documento: `a7e6f7f`</w:t>
       </w:r>
     </w:p>
     <w:p>
@@ -234,7 +242,7 @@
         <w:pStyle w:val="ListBullet"/>
       </w:pPr>
       <w:r>
-        <w:t>Snapshots de `PlayerAttributeHistory`: 179964</w:t>
+        <w:t>Snapshots de `PlayerAttributeHistory`: 180212</w:t>
       </w:r>
     </w:p>
     <w:p>
@@ -242,7 +250,7 @@
         <w:pStyle w:val="ListBullet"/>
       </w:pPr>
       <w:r>
-        <w:t>Registros agregados de `PlayerStat`: 120696</w:t>
+        <w:t>Registros agregados de `PlayerStat`: 116448</w:t>
       </w:r>
     </w:p>
     <w:p>
@@ -250,7 +258,7 @@
         <w:pStyle w:val="ListBullet"/>
       </w:pPr>
       <w:r>
-        <w:t>Partidos sinteticos (`Match`): 241300</w:t>
+        <w:t>Partidos sinteticos (`Match`): 232960</w:t>
       </w:r>
     </w:p>
     <w:p>
@@ -258,7 +266,7 @@
         <w:pStyle w:val="ListBullet"/>
       </w:pPr>
       <w:r>
-        <w:t>Participaciones por partido: 241300</w:t>
+        <w:t>Participaciones por partido: 232960</w:t>
       </w:r>
     </w:p>
     <w:p>
@@ -266,7 +274,7 @@
         <w:pStyle w:val="ListBullet"/>
       </w:pPr>
       <w:r>
-        <w:t>Reportes de scout: 80104</w:t>
+        <w:t>Reportes de scout: 80062</w:t>
       </w:r>
     </w:p>
     <w:p>
@@ -274,7 +282,7 @@
         <w:pStyle w:val="ListBullet"/>
       </w:pPr>
       <w:r>
-        <w:t>Evaluaciones fisicas: 179964</w:t>
+        <w:t>Evaluaciones fisicas: 180212</w:t>
       </w:r>
     </w:p>
     <w:p>
@@ -282,7 +290,7 @@
         <w:pStyle w:val="ListBullet"/>
       </w:pPr>
       <w:r>
-        <w:t>Registros de disponibilidad: 179964</w:t>
+        <w:t>Registros de disponibilidad: 180212</w:t>
       </w:r>
     </w:p>
     <w:p/>
@@ -357,7 +365,7 @@
         <w:pStyle w:val="ListBullet"/>
       </w:pPr>
       <w:r>
-        <w:t>PyTorch: accuracy 0.9713, ROC-AUC 0.9306, PR-AUC 0.2371, F1 0.3768, precision 0.2989, recall 0.5098</w:t>
+        <w:t>PyTorch crudo: accuracy 0.9073, ROC-AUC 0.9102, PR-AUC 0.4826, F1 0.5088, precision 0.4417, recall 0.6000</w:t>
       </w:r>
     </w:p>
     <w:p>
@@ -365,7 +373,15 @@
         <w:pStyle w:val="ListBullet"/>
       </w:pPr>
       <w:r>
-        <w:t>Logistic balanceado: accuracy 0.9653, ROC-AUC 0.9425, PR-AUC 0.2775, F1 0.3659</w:t>
+        <w:t>PyTorch calibrado: accuracy 0.9057, ROC-AUC 0.9084, PR-AUC 0.4617, F1 0.5162, precision 0.4377, recall 0.6292</w:t>
+      </w:r>
+    </w:p>
+    <w:p>
+      <w:pPr>
+        <w:pStyle w:val="ListBullet"/>
+      </w:pPr>
+      <w:r>
+        <w:t>Logistic balanceado: accuracy 0.9110, ROC-AUC 0.9086, PR-AUC 0.4728, F1 0.4875</w:t>
       </w:r>
     </w:p>
     <w:p/>
@@ -382,7 +398,7 @@
         <w:pStyle w:val="ListBullet"/>
       </w:pPr>
       <w:r>
-        <w:t>El target temporal sigue siendo exigente: la tasa positiva actual es 1.69%.</w:t>
+        <w:t>El target temporal sigue siendo exigente: la tasa positiva actual es 7.99%.</w:t>
       </w:r>
     </w:p>
     <w:p>
@@ -390,7 +406,7 @@
         <w:pStyle w:val="ListBullet"/>
       </w:pPr>
       <w:r>
-        <w:t>Respecto de la etapa publicada anterior (`a7e6f7f`), PyTorch sigue por debajo en rendimiento global:</w:t>
+        <w:t>Respecto de la etapa publicada anterior (`a7e6f7f`), PyTorch mejora en las metricas comparadas:</w:t>
       </w:r>
     </w:p>
     <w:p>
@@ -398,7 +414,7 @@
         <w:pStyle w:val="ListBullet"/>
       </w:pPr>
       <w:r>
-        <w:t>cambio en F1: -0.0463</w:t>
+        <w:t>cambio en F1: +0.0857</w:t>
       </w:r>
     </w:p>
     <w:p>
@@ -406,7 +422,7 @@
         <w:pStyle w:val="ListBullet"/>
       </w:pPr>
       <w:r>
-        <w:t>cambio en PR-AUC: -0.0908</w:t>
+        <w:t>cambio en PR-AUC: +0.1547</w:t>
       </w:r>
     </w:p>
     <w:p>
@@ -422,7 +438,7 @@
         <w:pStyle w:val="ListBullet"/>
       </w:pPr>
       <w:r>
-        <w:t>cambio en F1: +0.1226</w:t>
+        <w:t>cambio en F1: +0.2546</w:t>
       </w:r>
     </w:p>
     <w:p>
@@ -430,7 +446,7 @@
         <w:pStyle w:val="ListBullet"/>
       </w:pPr>
       <w:r>
-        <w:t>cambio en PR-AUC: +0.0342</w:t>
+        <w:t>cambio en PR-AUC: +0.2797</w:t>
       </w:r>
     </w:p>
     <w:p>
@@ -446,7 +462,15 @@
         <w:pStyle w:val="ListBullet"/>
       </w:pPr>
       <w:r>
-        <w:t>El target actual deja 310 positivos por consolidacion y 28 por breakout.</w:t>
+        <w:t>La salida cruda queda como score principal porque supera al baseline en `PR-AUC` y `F1`; la calibrada queda como referencia secundaria porque mejora `F1` pero baja `PR-AUC`.</w:t>
+      </w:r>
+    </w:p>
+    <w:p>
+      <w:pPr>
+        <w:pStyle w:val="ListBullet"/>
+      </w:pPr>
+      <w:r>
+        <w:t>El target actual deja 1333 positivos por consolidacion y 264 por breakout.</w:t>
       </w:r>
     </w:p>
     <w:p>
@@ -510,7 +534,7 @@
         <w:pStyle w:val="ListBullet"/>
       </w:pPr>
       <w:r>
-        <w:t>En esta corrida, PyTorch supera al baseline lineal balanceado en `F1` y en precision al threshold operativo seleccionado.</w:t>
+        <w:t>En esta corrida, PyTorch crudo supera al baseline lineal balanceado en `PR-AUC` y `F1`.</w:t>
       </w:r>
     </w:p>
     <w:p>
@@ -518,7 +542,7 @@
         <w:pStyle w:val="ListBullet"/>
       </w:pPr>
       <w:r>
-        <w:t>El baseline `LogisticRegression(class_weight="balanced")` sigue siendo mejor que PyTorch en `ROC-AUC` y `PR-AUC`.</w:t>
+        <w:t>El baseline `LogisticRegression(class_weight="balanced")` se conserva como comparador formal obligatorio para futuras corridas.</w:t>
       </w:r>
     </w:p>
     <w:p>
@@ -567,7 +591,7 @@
         <w:pStyle w:val="ListBullet"/>
       </w:pPr>
       <w:r>
-        <w:t>El target temporal actual sigue siendo sintetico y deja 338 positivos sobre 20000 jugadores.</w:t>
+        <w:t>El target temporal actual sigue siendo sintetico y deja 1597 positivos sobre 20000 jugadores.</w:t>
       </w:r>
     </w:p>
     <w:p>
@@ -575,7 +599,7 @@
         <w:pStyle w:val="ListBullet"/>
       </w:pPr>
       <w:r>
-        <w:t>PyTorch ya no queda por debajo en todas las metricas, pero todavia no gana en ranking global de probabilidades.</w:t>
+        <w:t>PyTorch crudo gana en la corrida oficial actual, pero esa ventaja sigue basada en datos sinteticos y debe validarse si cambia el target, la semilla o aparecen datos reales.</w:t>
       </w:r>
     </w:p>
     <w:p>
@@ -583,7 +607,7 @@
         <w:pStyle w:val="ListBullet"/>
       </w:pPr>
       <w:r>
-        <w:t>No seria honesto decir que PyTorch ya reemplaza al baseline: sigue perdiendo en `ROC-AUC` y `PR-AUC`.</w:t>
+        <w:t>No seria honesto eliminar el baseline: sigue siendo necesario para demostrar que PyTorch aporta valor en cada reentrenamiento.</w:t>
       </w:r>
     </w:p>
     <w:p>
@@ -608,7 +632,7 @@
         <w:pStyle w:val="ListBullet"/>
       </w:pPr>
       <w:r>
-        <w:t>`pytest -q`: 35 tests aprobados.</w:t>
+        <w:t>`pytest -q`: 40 tests aprobados.</w:t>
       </w:r>
     </w:p>
     <w:p>
@@ -665,7 +689,15 @@
         <w:pStyle w:val="ListBullet"/>
       </w:pPr>
       <w:r>
-        <w:t>Recalibrar de nuevo el target temporal para que la nueva senal de disponibilidad/fisico no deje una clase positiva demasiado rara.</w:t>
+        <w:t>Mantener la salida cruda de PyTorch como score principal del MVP mientras conserve mejor ranking que el baseline.</w:t>
+      </w:r>
+    </w:p>
+    <w:p>
+      <w:pPr>
+        <w:pStyle w:val="ListBullet"/>
+      </w:pPr>
+      <w:r>
+        <w:t>Dejar la probabilidad calibrada como evidencia secundaria y no como score principal.</w:t>
       </w:r>
     </w:p>
     <w:p>
@@ -681,7 +713,7 @@
         <w:pStyle w:val="ListBullet"/>
       </w:pPr>
       <w:r>
-        <w:t>Intentar que PyTorch tambien supere al baseline en `PR-AUC`, no solo en `F1`, antes de dar por cerrada la ventaja del modelo no lineal.</w:t>
+        <w:t>Si se reabre el modelo, validar de nuevo PyTorch vs baseline bajo el mismo split y documentar la decision.</w:t>
       </w:r>
     </w:p>
     <w:sectPr>
